--- a/论文/封面与声明.docx
+++ b/论文/封面与声明.docx
@@ -881,7 +881,17 @@
     </w:p>
     <w:p>
       <w:pPr>
-        <w:spacing w:after="400" w:before="0"/>
+        <w:spacing w:after="0" w:before="0" w:line="240"/>
+      </w:pPr>
+    </w:p>
+    <w:p>
+      <w:pPr>
+        <w:spacing w:after="0" w:before="0" w:line="240"/>
+      </w:pPr>
+    </w:p>
+    <w:p>
+      <w:pPr>
+        <w:spacing w:after="600" w:before="0" w:line="360"/>
         <w:jc w:val="center"/>
       </w:pPr>
       <w:r>
@@ -889,61 +899,107 @@
           <w:rFonts w:ascii="SimHei" w:cs="SimHei" w:eastAsia="SimHei" w:hAnsi="SimHei"/>
           <w:b/>
           <w:bCs/>
-          <w:sz w:val="30"/>
-          <w:szCs w:val="30"/>
-        </w:rPr>
-        <w:t xml:space="preserve">毕业设计（论文）原创性声明</w:t>
-      </w:r>
-    </w:p>
-    <w:p>
-      <w:pPr>
-        <w:spacing w:after="0" w:before="0" w:line="240"/>
-      </w:pPr>
-    </w:p>
-    <w:p>
-      <w:pPr>
-        <w:spacing w:after="0" w:before="0" w:line="240"/>
-      </w:pPr>
-    </w:p>
-    <w:p>
-      <w:pPr>
-        <w:spacing w:after="0" w:before="0" w:line="360"/>
-        <w:ind w:firstLine="480"/>
-        <w:jc w:val="both"/>
+          <w:sz w:val="44"/>
+          <w:szCs w:val="44"/>
+        </w:rPr>
+        <w:t xml:space="preserve">应急场景下的校园人流量</w:t>
+      </w:r>
+    </w:p>
+    <w:p>
+      <w:pPr>
+        <w:spacing w:after="600" w:before="0" w:line="360"/>
+        <w:jc w:val="center"/>
+      </w:pPr>
+      <w:r>
+        <w:rPr>
+          <w:rFonts w:ascii="SimHei" w:cs="SimHei" w:eastAsia="SimHei" w:hAnsi="SimHei"/>
+          <w:b/>
+          <w:bCs/>
+          <w:sz w:val="44"/>
+          <w:szCs w:val="44"/>
+        </w:rPr>
+        <w:t xml:space="preserve">监控管理系统</w:t>
+      </w:r>
+    </w:p>
+    <w:p>
+      <w:pPr>
+        <w:spacing w:after="0" w:before="0" w:line="240"/>
+      </w:pPr>
+    </w:p>
+    <w:p>
+      <w:pPr>
+        <w:spacing w:after="0" w:before="0" w:line="240"/>
+      </w:pPr>
+    </w:p>
+    <w:p>
+      <w:pPr>
+        <w:spacing w:after="200" w:before="0" w:line="360"/>
+        <w:jc w:val="center"/>
       </w:pPr>
       <w:r>
         <w:rPr>
           <w:rFonts w:ascii="SimSun" w:cs="SimSun" w:eastAsia="SimSun" w:hAnsi="SimSun"/>
-          <w:sz w:val="24"/>
-          <w:szCs w:val="24"/>
-        </w:rPr>
-        <w:t xml:space="preserve">本人郑重声明：所呈交的毕业设计（论文），是本人在指导教师的指导下，独立进行研究所取得的原创性成果。除文中已经注明引用的内容外，本毕业设计（论文）不包含任何其他个人或集体已经发表或撰写过的研究成果。对本文的研究做出重要贡献的个人和集体，均已在文中明确标明。</w:t>
-      </w:r>
-    </w:p>
-    <w:p>
-      <w:pPr>
-        <w:spacing w:after="0" w:before="0" w:line="240"/>
-      </w:pPr>
-    </w:p>
-    <w:p>
-      <w:pPr>
-        <w:spacing w:after="0" w:before="0" w:line="360"/>
-        <w:ind w:firstLine="480"/>
-        <w:jc w:val="both"/>
+          <w:sz w:val="28"/>
+          <w:szCs w:val="28"/>
+        </w:rPr>
+        <w:t xml:space="preserve">学    院：计算机学院</w:t>
+      </w:r>
+    </w:p>
+    <w:p>
+      <w:pPr>
+        <w:spacing w:after="200" w:before="0" w:line="360"/>
+        <w:jc w:val="center"/>
       </w:pPr>
       <w:r>
         <w:rPr>
           <w:rFonts w:ascii="SimSun" w:cs="SimSun" w:eastAsia="SimSun" w:hAnsi="SimSun"/>
-          <w:sz w:val="24"/>
-          <w:szCs w:val="24"/>
-        </w:rPr>
-        <w:t xml:space="preserve">本人完全意识到本声明的法律后果由本人承担。</w:t>
-      </w:r>
-    </w:p>
-    <w:p>
-      <w:pPr>
-        <w:spacing w:after="0" w:before="0" w:line="240"/>
-      </w:pPr>
+          <w:sz w:val="28"/>
+          <w:szCs w:val="28"/>
+        </w:rPr>
+        <w:t xml:space="preserve">专    业：</w:t>
+      </w:r>
+    </w:p>
+    <w:p>
+      <w:pPr>
+        <w:spacing w:after="200" w:before="0" w:line="360"/>
+        <w:jc w:val="center"/>
+      </w:pPr>
+      <w:r>
+        <w:rPr>
+          <w:rFonts w:ascii="SimSun" w:cs="SimSun" w:eastAsia="SimSun" w:hAnsi="SimSun"/>
+          <w:sz w:val="28"/>
+          <w:szCs w:val="28"/>
+        </w:rPr>
+        <w:t xml:space="preserve">姓    名：</w:t>
+      </w:r>
+    </w:p>
+    <w:p>
+      <w:pPr>
+        <w:spacing w:after="200" w:before="0" w:line="360"/>
+        <w:jc w:val="center"/>
+      </w:pPr>
+      <w:r>
+        <w:rPr>
+          <w:rFonts w:ascii="SimSun" w:cs="SimSun" w:eastAsia="SimSun" w:hAnsi="SimSun"/>
+          <w:sz w:val="28"/>
+          <w:szCs w:val="28"/>
+        </w:rPr>
+        <w:t xml:space="preserve">学    号：</w:t>
+      </w:r>
+    </w:p>
+    <w:p>
+      <w:pPr>
+        <w:spacing w:after="200" w:before="0" w:line="360"/>
+        <w:jc w:val="center"/>
+      </w:pPr>
+      <w:r>
+        <w:rPr>
+          <w:rFonts w:ascii="SimSun" w:cs="SimSun" w:eastAsia="SimSun" w:hAnsi="SimSun"/>
+          <w:sz w:val="28"/>
+          <w:szCs w:val="28"/>
+        </w:rPr>
+        <w:t xml:space="preserve">指导教师：</w:t>
+      </w:r>
     </w:p>
     <w:p>
       <w:pPr>
@@ -963,77 +1019,15 @@
     <w:p>
       <w:pPr>
         <w:spacing w:after="0" w:before="0"/>
-        <w:jc w:val="right"/>
+        <w:jc w:val="center"/>
       </w:pPr>
       <w:r>
         <w:rPr>
           <w:rFonts w:ascii="SimSun" w:cs="SimSun" w:eastAsia="SimSun" w:hAnsi="SimSun"/>
-          <w:sz w:val="24"/>
-          <w:szCs w:val="24"/>
-        </w:rPr>
-        <w:t xml:space="preserve">毕业设计（论文）作者（签名）：______________</w:t>
-      </w:r>
-    </w:p>
-    <w:p>
-      <w:pPr>
-        <w:spacing w:after="0" w:before="0" w:line="240"/>
-      </w:pPr>
-    </w:p>
-    <w:p>
-      <w:pPr>
-        <w:spacing w:after="0" w:before="0"/>
-        <w:jc w:val="right"/>
-      </w:pPr>
-      <w:r>
-        <w:rPr>
-          <w:rFonts w:ascii="SimSun" w:cs="SimSun" w:eastAsia="SimSun" w:hAnsi="SimSun"/>
-          <w:sz w:val="24"/>
-          <w:szCs w:val="24"/>
-        </w:rPr>
-        <w:t xml:space="preserve">                    年    月    日</w:t>
-      </w:r>
-    </w:p>
-    <w:p>
-      <w:pPr>
-        <w:spacing w:after="0" w:before="0" w:line="240"/>
-      </w:pPr>
-    </w:p>
-    <w:p>
-      <w:pPr>
-        <w:spacing w:after="0" w:before="0" w:line="240"/>
-      </w:pPr>
-    </w:p>
-    <w:p>
-      <w:pPr>
-        <w:spacing w:after="0" w:before="0"/>
-        <w:jc w:val="right"/>
-      </w:pPr>
-      <w:r>
-        <w:rPr>
-          <w:rFonts w:ascii="SimSun" w:cs="SimSun" w:eastAsia="SimSun" w:hAnsi="SimSun"/>
-          <w:sz w:val="24"/>
-          <w:szCs w:val="24"/>
-        </w:rPr>
-        <w:t xml:space="preserve">指导教师（签名）：______________</w:t>
-      </w:r>
-    </w:p>
-    <w:p>
-      <w:pPr>
-        <w:spacing w:after="0" w:before="0" w:line="240"/>
-      </w:pPr>
-    </w:p>
-    <w:p>
-      <w:pPr>
-        <w:spacing w:after="0" w:before="0"/>
-        <w:jc w:val="right"/>
-      </w:pPr>
-      <w:r>
-        <w:rPr>
-          <w:rFonts w:ascii="SimSun" w:cs="SimSun" w:eastAsia="SimSun" w:hAnsi="SimSun"/>
-          <w:sz w:val="24"/>
-          <w:szCs w:val="24"/>
-        </w:rPr>
-        <w:t xml:space="preserve">                    年    月    日</w:t>
+          <w:sz w:val="28"/>
+          <w:szCs w:val="28"/>
+        </w:rPr>
+        <w:t xml:space="preserve">2026年5月</w:t>
       </w:r>
     </w:p>
     <w:p>
@@ -1069,7 +1063,7 @@
           <w:sz w:val="30"/>
           <w:szCs w:val="30"/>
         </w:rPr>
-        <w:t xml:space="preserve">毕业设计（论文）版权使用授权书</w:t>
+        <w:t xml:space="preserve">毕业设计（论文）原创性声明</w:t>
       </w:r>
     </w:p>
     <w:p>
@@ -1094,13 +1088,28 @@
           <w:sz w:val="24"/>
           <w:szCs w:val="24"/>
         </w:rPr>
-        <w:t xml:space="preserve">本人完全了解应急管理大学有关保留、使用毕业设计（论文）的规定，同意学校有权向国家有关部门或机构送交毕业设计（论文）的复印件和磁盘，允许毕业设计（论文）被查阅和借阅。本人授权应急管理大学可以将毕业设计（论文）的全部或部分内容编入有关数据库进行检索，可以采用影印、缩印或扫描等复制手段保存、汇编毕业设计（论文）。</w:t>
-      </w:r>
-    </w:p>
-    <w:p>
-      <w:pPr>
-        <w:spacing w:after="0" w:before="0" w:line="240"/>
-      </w:pPr>
+        <w:t xml:space="preserve">本人郑重声明：所呈交的毕业设计（论文），是本人在指导教师的指导下，独立进行研究所取得的原创性成果。除文中已经注明引用的内容外，本毕业设计（论文）不包含任何其他个人或集体已经发表或撰写过的研究成果。对本文的研究做出重要贡献的个人和集体，均已在文中明确标明。</w:t>
+      </w:r>
+    </w:p>
+    <w:p>
+      <w:pPr>
+        <w:spacing w:after="0" w:before="0" w:line="240"/>
+      </w:pPr>
+    </w:p>
+    <w:p>
+      <w:pPr>
+        <w:spacing w:after="0" w:before="0" w:line="360"/>
+        <w:ind w:firstLine="480"/>
+        <w:jc w:val="both"/>
+      </w:pPr>
+      <w:r>
+        <w:rPr>
+          <w:rFonts w:ascii="SimSun" w:cs="SimSun" w:eastAsia="SimSun" w:hAnsi="SimSun"/>
+          <w:sz w:val="24"/>
+          <w:szCs w:val="24"/>
+        </w:rPr>
+        <w:t xml:space="preserve">本人完全意识到本声明的法律后果由本人承担。</w:t>
+      </w:r>
     </w:p>
     <w:p>
       <w:pPr>

--- a/论文/封面与声明.docx
+++ b/论文/封面与声明.docx
@@ -112,6 +112,7 @@
     <w:tbl>
       <w:tblPr>
         <w:tblW w:type="dxa" w:w="5800"/>
+        <w:jc w:val="center"/>
         <w:tblBorders>
           <w:top w:val="single" w:color="auto" w:sz="4"/>
           <w:left w:val="single" w:color="auto" w:sz="4"/>
@@ -881,17 +882,7 @@
     </w:p>
     <w:p>
       <w:pPr>
-        <w:spacing w:after="0" w:before="0" w:line="240"/>
-      </w:pPr>
-    </w:p>
-    <w:p>
-      <w:pPr>
-        <w:spacing w:after="0" w:before="0" w:line="240"/>
-      </w:pPr>
-    </w:p>
-    <w:p>
-      <w:pPr>
-        <w:spacing w:after="600" w:before="0" w:line="360"/>
+        <w:spacing w:after="400" w:before="0"/>
         <w:jc w:val="center"/>
       </w:pPr>
       <w:r>
@@ -899,117 +890,133 @@
           <w:rFonts w:ascii="SimHei" w:cs="SimHei" w:eastAsia="SimHei" w:hAnsi="SimHei"/>
           <w:b/>
           <w:bCs/>
-          <w:sz w:val="44"/>
-          <w:szCs w:val="44"/>
-        </w:rPr>
-        <w:t xml:space="preserve">应急场景下的校园人流量</w:t>
-      </w:r>
-    </w:p>
-    <w:p>
-      <w:pPr>
-        <w:spacing w:after="600" w:before="0" w:line="360"/>
-        <w:jc w:val="center"/>
-      </w:pPr>
-      <w:r>
-        <w:rPr>
-          <w:rFonts w:ascii="SimHei" w:cs="SimHei" w:eastAsia="SimHei" w:hAnsi="SimHei"/>
-          <w:b/>
-          <w:bCs/>
-          <w:sz w:val="44"/>
-          <w:szCs w:val="44"/>
-        </w:rPr>
-        <w:t xml:space="preserve">监控管理系统</w:t>
-      </w:r>
-    </w:p>
-    <w:p>
-      <w:pPr>
-        <w:spacing w:after="0" w:before="0" w:line="240"/>
-      </w:pPr>
-    </w:p>
-    <w:p>
-      <w:pPr>
-        <w:spacing w:after="0" w:before="0" w:line="240"/>
-      </w:pPr>
-    </w:p>
-    <w:p>
-      <w:pPr>
-        <w:spacing w:after="200" w:before="0" w:line="360"/>
-        <w:jc w:val="center"/>
+          <w:sz w:val="30"/>
+          <w:szCs w:val="30"/>
+        </w:rPr>
+        <w:t xml:space="preserve">毕业设计（论文）原创性声明</w:t>
+      </w:r>
+    </w:p>
+    <w:p>
+      <w:pPr>
+        <w:spacing w:after="0" w:before="0" w:line="240"/>
+      </w:pPr>
+    </w:p>
+    <w:p>
+      <w:pPr>
+        <w:spacing w:after="0" w:before="0" w:line="240"/>
+      </w:pPr>
+    </w:p>
+    <w:p>
+      <w:pPr>
+        <w:spacing w:after="0" w:before="0" w:line="360"/>
+        <w:ind w:firstLine="480"/>
+        <w:jc w:val="both"/>
       </w:pPr>
       <w:r>
         <w:rPr>
           <w:rFonts w:ascii="SimSun" w:cs="SimSun" w:eastAsia="SimSun" w:hAnsi="SimSun"/>
-          <w:sz w:val="28"/>
-          <w:szCs w:val="28"/>
-        </w:rPr>
-        <w:t xml:space="preserve">学    院：计算机学院</w:t>
-      </w:r>
-    </w:p>
-    <w:p>
-      <w:pPr>
-        <w:spacing w:after="200" w:before="0" w:line="360"/>
-        <w:jc w:val="center"/>
+          <w:sz w:val="24"/>
+          <w:szCs w:val="24"/>
+        </w:rPr>
+        <w:t xml:space="preserve">本人郑重声明：所呈交的毕业设计（论文），是本人在指导教师的指导下，独立进行研究所取得的原创性成果。除文中已经注明引用的内容外，本毕业设计（论文）不包含任何其他个人或集体已经发表或撰写过的研究成果。对本文的研究做出重要贡献的个人和集体，均已在文中明确标明。</w:t>
+      </w:r>
+    </w:p>
+    <w:p>
+      <w:pPr>
+        <w:spacing w:after="0" w:before="0" w:line="240"/>
+      </w:pPr>
+    </w:p>
+    <w:p>
+      <w:pPr>
+        <w:spacing w:after="0" w:before="0" w:line="360"/>
+        <w:ind w:firstLine="480"/>
+        <w:jc w:val="both"/>
       </w:pPr>
       <w:r>
         <w:rPr>
           <w:rFonts w:ascii="SimSun" w:cs="SimSun" w:eastAsia="SimSun" w:hAnsi="SimSun"/>
-          <w:sz w:val="28"/>
-          <w:szCs w:val="28"/>
-        </w:rPr>
-        <w:t xml:space="preserve">专    业：</w:t>
-      </w:r>
-    </w:p>
-    <w:p>
-      <w:pPr>
-        <w:spacing w:after="200" w:before="0" w:line="360"/>
-        <w:jc w:val="center"/>
+          <w:sz w:val="24"/>
+          <w:szCs w:val="24"/>
+        </w:rPr>
+        <w:t xml:space="preserve">本人完全意识到本声明的法律后果由本人承担。</w:t>
+      </w:r>
+    </w:p>
+    <w:p>
+      <w:pPr>
+        <w:spacing w:after="0" w:before="0" w:line="240"/>
+      </w:pPr>
+    </w:p>
+    <w:p>
+      <w:pPr>
+        <w:spacing w:after="0" w:before="0" w:line="240"/>
+      </w:pPr>
+    </w:p>
+    <w:p>
+      <w:pPr>
+        <w:spacing w:after="0" w:before="0" w:line="240"/>
+      </w:pPr>
+    </w:p>
+    <w:p>
+      <w:pPr>
+        <w:spacing w:after="0" w:before="0" w:line="240"/>
+      </w:pPr>
+    </w:p>
+    <w:p>
+      <w:pPr>
+        <w:spacing w:after="0" w:before="0"/>
+        <w:jc w:val="right"/>
       </w:pPr>
       <w:r>
         <w:rPr>
           <w:rFonts w:ascii="SimSun" w:cs="SimSun" w:eastAsia="SimSun" w:hAnsi="SimSun"/>
-          <w:sz w:val="28"/>
-          <w:szCs w:val="28"/>
-        </w:rPr>
-        <w:t xml:space="preserve">姓    名：</w:t>
-      </w:r>
-    </w:p>
-    <w:p>
-      <w:pPr>
-        <w:spacing w:after="200" w:before="0" w:line="360"/>
-        <w:jc w:val="center"/>
+          <w:sz w:val="24"/>
+          <w:szCs w:val="24"/>
+        </w:rPr>
+        <w:t xml:space="preserve">毕业设计（论文）作者（签名）：______________</w:t>
+      </w:r>
+    </w:p>
+    <w:p>
+      <w:pPr>
+        <w:spacing w:after="0" w:before="0" w:line="240"/>
+      </w:pPr>
+    </w:p>
+    <w:p>
+      <w:pPr>
+        <w:spacing w:after="0" w:before="0"/>
+        <w:jc w:val="right"/>
       </w:pPr>
       <w:r>
         <w:rPr>
           <w:rFonts w:ascii="SimSun" w:cs="SimSun" w:eastAsia="SimSun" w:hAnsi="SimSun"/>
-          <w:sz w:val="28"/>
-          <w:szCs w:val="28"/>
-        </w:rPr>
-        <w:t xml:space="preserve">学    号：</w:t>
-      </w:r>
-    </w:p>
-    <w:p>
-      <w:pPr>
-        <w:spacing w:after="200" w:before="0" w:line="360"/>
-        <w:jc w:val="center"/>
+          <w:sz w:val="24"/>
+          <w:szCs w:val="24"/>
+        </w:rPr>
+        <w:t xml:space="preserve">                    年    月    日</w:t>
+      </w:r>
+    </w:p>
+    <w:p>
+      <w:pPr>
+        <w:spacing w:after="0" w:before="0" w:line="240"/>
+      </w:pPr>
+    </w:p>
+    <w:p>
+      <w:pPr>
+        <w:spacing w:after="0" w:before="0" w:line="240"/>
+      </w:pPr>
+    </w:p>
+    <w:p>
+      <w:pPr>
+        <w:spacing w:after="0" w:before="0"/>
+        <w:jc w:val="right"/>
       </w:pPr>
       <w:r>
         <w:rPr>
           <w:rFonts w:ascii="SimSun" w:cs="SimSun" w:eastAsia="SimSun" w:hAnsi="SimSun"/>
-          <w:sz w:val="28"/>
-          <w:szCs w:val="28"/>
-        </w:rPr>
-        <w:t xml:space="preserve">指导教师：</w:t>
-      </w:r>
-    </w:p>
-    <w:p>
-      <w:pPr>
-        <w:spacing w:after="0" w:before="0" w:line="240"/>
-      </w:pPr>
-    </w:p>
-    <w:p>
-      <w:pPr>
-        <w:spacing w:after="0" w:before="0" w:line="240"/>
-      </w:pPr>
+          <w:sz w:val="24"/>
+          <w:szCs w:val="24"/>
+        </w:rPr>
+        <w:t xml:space="preserve">指导教师（签名）：______________</w:t>
+      </w:r>
     </w:p>
     <w:p>
       <w:pPr>
@@ -1019,15 +1026,15 @@
     <w:p>
       <w:pPr>
         <w:spacing w:after="0" w:before="0"/>
-        <w:jc w:val="center"/>
+        <w:jc w:val="right"/>
       </w:pPr>
       <w:r>
         <w:rPr>
           <w:rFonts w:ascii="SimSun" w:cs="SimSun" w:eastAsia="SimSun" w:hAnsi="SimSun"/>
-          <w:sz w:val="28"/>
-          <w:szCs w:val="28"/>
-        </w:rPr>
-        <w:t xml:space="preserve">2026年5月</w:t>
+          <w:sz w:val="24"/>
+          <w:szCs w:val="24"/>
+        </w:rPr>
+        <w:t xml:space="preserve">                    年    月    日</w:t>
       </w:r>
     </w:p>
     <w:p>
@@ -1052,7 +1059,17 @@
     </w:p>
     <w:p>
       <w:pPr>
-        <w:spacing w:after="400" w:before="0"/>
+        <w:spacing w:after="0" w:before="0" w:line="240"/>
+      </w:pPr>
+    </w:p>
+    <w:p>
+      <w:pPr>
+        <w:spacing w:after="0" w:before="0" w:line="240"/>
+      </w:pPr>
+    </w:p>
+    <w:p>
+      <w:pPr>
+        <w:spacing w:after="200" w:before="0"/>
         <w:jc w:val="center"/>
       </w:pPr>
       <w:r>
@@ -1063,7 +1080,7 @@
           <w:sz w:val="30"/>
           <w:szCs w:val="30"/>
         </w:rPr>
-        <w:t xml:space="preserve">毕业设计（论文）原创性声明</w:t>
+        <w:t xml:space="preserve">毕业设计（论文）版权使用授权书</w:t>
       </w:r>
     </w:p>
     <w:p>
@@ -1088,27 +1105,7 @@
           <w:sz w:val="24"/>
           <w:szCs w:val="24"/>
         </w:rPr>
-        <w:t xml:space="preserve">本人郑重声明：所呈交的毕业设计（论文），是本人在指导教师的指导下，独立进行研究所取得的原创性成果。除文中已经注明引用的内容外，本毕业设计（论文）不包含任何其他个人或集体已经发表或撰写过的研究成果。对本文的研究做出重要贡献的个人和集体，均已在文中明确标明。</w:t>
-      </w:r>
-    </w:p>
-    <w:p>
-      <w:pPr>
-        <w:spacing w:after="0" w:before="0" w:line="240"/>
-      </w:pPr>
-    </w:p>
-    <w:p>
-      <w:pPr>
-        <w:spacing w:after="0" w:before="0" w:line="360"/>
-        <w:ind w:firstLine="480"/>
-        <w:jc w:val="both"/>
-      </w:pPr>
-      <w:r>
-        <w:rPr>
-          <w:rFonts w:ascii="SimSun" w:cs="SimSun" w:eastAsia="SimSun" w:hAnsi="SimSun"/>
-          <w:sz w:val="24"/>
-          <w:szCs w:val="24"/>
-        </w:rPr>
-        <w:t xml:space="preserve">本人完全意识到本声明的法律后果由本人承担。</w:t>
+        <w:t xml:space="preserve">本人完全了解应急管理大学有权保留并向国家有关部门或机构送交毕业设计（论文）的复印件和磁盘，允许毕业设计（论文）被查阅和借阅。本人授权应急管理大学可以将毕业设计（论文）的全部或部分内容编入有关数据库进行检索，可以采用影印、缩印或其它复制手段保存、汇编毕业设计（论文）。</w:t>
       </w:r>
     </w:p>
     <w:p>

--- a/论文/封面与声明.docx
+++ b/论文/封面与声明.docx
@@ -236,7 +236,7 @@
             </w:pPr>
             <w:r>
               <w:rPr>
-                <w:rFonts w:ascii="FangSong" w:cs="FangSong" w:eastAsia="FangSong" w:hAnsi="FangSong"/>
+                <w:rFonts w:ascii="Times New Roman" w:cs="Times New Roman" w:eastAsia="Times New Roman" w:hAnsi="Times New Roman"/>
                 <w:sz w:val="32"/>
                 <w:szCs w:val="32"/>
               </w:rPr>
@@ -355,7 +355,7 @@
             </w:pPr>
             <w:r>
               <w:rPr>
-                <w:rFonts w:ascii="FangSong" w:cs="FangSong" w:eastAsia="FangSong" w:hAnsi="FangSong"/>
+                <w:rFonts w:ascii="Times New Roman" w:cs="Times New Roman" w:eastAsia="Times New Roman" w:hAnsi="Times New Roman"/>
                 <w:sz w:val="32"/>
                 <w:szCs w:val="32"/>
               </w:rPr>
@@ -474,7 +474,7 @@
             </w:pPr>
             <w:r>
               <w:rPr>
-                <w:rFonts w:ascii="FangSong" w:cs="FangSong" w:eastAsia="FangSong" w:hAnsi="FangSong"/>
+                <w:rFonts w:ascii="Times New Roman" w:cs="Times New Roman" w:eastAsia="Times New Roman" w:hAnsi="Times New Roman"/>
                 <w:sz w:val="32"/>
                 <w:szCs w:val="32"/>
               </w:rPr>
@@ -593,7 +593,7 @@
             </w:pPr>
             <w:r>
               <w:rPr>
-                <w:rFonts w:ascii="FangSong" w:cs="FangSong" w:eastAsia="FangSong" w:hAnsi="FangSong"/>
+                <w:rFonts w:ascii="Times New Roman" w:cs="Times New Roman" w:eastAsia="Times New Roman" w:hAnsi="Times New Roman"/>
                 <w:sz w:val="32"/>
                 <w:szCs w:val="32"/>
               </w:rPr>
@@ -692,7 +692,7 @@
             </w:pPr>
             <w:r>
               <w:rPr>
-                <w:rFonts w:ascii="FangSong" w:cs="FangSong" w:eastAsia="FangSong" w:hAnsi="FangSong"/>
+                <w:rFonts w:ascii="Times New Roman" w:cs="Times New Roman" w:eastAsia="Times New Roman" w:hAnsi="Times New Roman"/>
                 <w:sz w:val="32"/>
                 <w:szCs w:val="32"/>
               </w:rPr>
@@ -811,7 +811,7 @@
             </w:pPr>
             <w:r>
               <w:rPr>
-                <w:rFonts w:ascii="FangSong" w:cs="FangSong" w:eastAsia="FangSong" w:hAnsi="FangSong"/>
+                <w:rFonts w:ascii="Times New Roman" w:cs="Times New Roman" w:eastAsia="Times New Roman" w:hAnsi="Times New Roman"/>
                 <w:sz w:val="32"/>
                 <w:szCs w:val="32"/>
               </w:rPr>

--- a/论文/封面与声明.docx
+++ b/论文/封面与声明.docx
@@ -153,9 +153,7 @@
             </w:pPr>
             <w:r>
               <w:rPr>
-                <w:rFonts w:ascii="SimHei" w:cs="SimHei" w:eastAsia="SimHei" w:hAnsi="SimHei"/>
-                <w:b/>
-                <w:bCs/>
+                <w:rFonts w:ascii="FangSong" w:cs="FangSong" w:eastAsia="FangSong" w:hAnsi="FangSong"/>
                 <w:sz w:val="32"/>
                 <w:szCs w:val="32"/>
               </w:rPr>
@@ -163,49 +161,39 @@
             </w:r>
             <w:r>
               <w:rPr>
-                <w:rFonts w:ascii="SimHei" w:cs="SimHei" w:eastAsia="SimHei" w:hAnsi="SimHei"/>
-                <w:b/>
-                <w:bCs/>
-                <w:sz w:val="32"/>
-                <w:szCs w:val="32"/>
-              </w:rPr>
-              <w:t xml:space="preserve"> </w:t>
-            </w:r>
-            <w:r>
-              <w:rPr>
-                <w:rFonts w:ascii="SimHei" w:cs="SimHei" w:eastAsia="SimHei" w:hAnsi="SimHei"/>
-                <w:b/>
-                <w:bCs/>
-                <w:sz w:val="32"/>
-                <w:szCs w:val="32"/>
-              </w:rPr>
-              <w:t xml:space="preserve"> </w:t>
-            </w:r>
-            <w:r>
-              <w:rPr>
-                <w:rFonts w:ascii="SimHei" w:cs="SimHei" w:eastAsia="SimHei" w:hAnsi="SimHei"/>
-                <w:b/>
-                <w:bCs/>
-                <w:sz w:val="32"/>
-                <w:szCs w:val="32"/>
-              </w:rPr>
-              <w:t xml:space="preserve"> </w:t>
-            </w:r>
-            <w:r>
-              <w:rPr>
-                <w:rFonts w:ascii="SimHei" w:cs="SimHei" w:eastAsia="SimHei" w:hAnsi="SimHei"/>
-                <w:b/>
-                <w:bCs/>
-                <w:sz w:val="32"/>
-                <w:szCs w:val="32"/>
-              </w:rPr>
-              <w:t xml:space="preserve"> </w:t>
-            </w:r>
-            <w:r>
-              <w:rPr>
-                <w:rFonts w:ascii="SimHei" w:cs="SimHei" w:eastAsia="SimHei" w:hAnsi="SimHei"/>
-                <w:b/>
-                <w:bCs/>
+                <w:rFonts w:ascii="FangSong" w:cs="FangSong" w:eastAsia="FangSong" w:hAnsi="FangSong"/>
+                <w:sz w:val="32"/>
+                <w:szCs w:val="32"/>
+              </w:rPr>
+              <w:t xml:space="preserve"> </w:t>
+            </w:r>
+            <w:r>
+              <w:rPr>
+                <w:rFonts w:ascii="FangSong" w:cs="FangSong" w:eastAsia="FangSong" w:hAnsi="FangSong"/>
+                <w:sz w:val="32"/>
+                <w:szCs w:val="32"/>
+              </w:rPr>
+              <w:t xml:space="preserve"> </w:t>
+            </w:r>
+            <w:r>
+              <w:rPr>
+                <w:rFonts w:ascii="FangSong" w:cs="FangSong" w:eastAsia="FangSong" w:hAnsi="FangSong"/>
+                <w:sz w:val="32"/>
+                <w:szCs w:val="32"/>
+              </w:rPr>
+              <w:t xml:space="preserve"> </w:t>
+            </w:r>
+            <w:r>
+              <w:rPr>
+                <w:rFonts w:ascii="FangSong" w:cs="FangSong" w:eastAsia="FangSong" w:hAnsi="FangSong"/>
+                <w:sz w:val="32"/>
+                <w:szCs w:val="32"/>
+              </w:rPr>
+              <w:t xml:space="preserve"> </w:t>
+            </w:r>
+            <w:r>
+              <w:rPr>
+                <w:rFonts w:ascii="FangSong" w:cs="FangSong" w:eastAsia="FangSong" w:hAnsi="FangSong"/>
                 <w:sz w:val="32"/>
                 <w:szCs w:val="32"/>
               </w:rPr>
@@ -272,9 +260,7 @@
             </w:pPr>
             <w:r>
               <w:rPr>
-                <w:rFonts w:ascii="SimHei" w:cs="SimHei" w:eastAsia="SimHei" w:hAnsi="SimHei"/>
-                <w:b/>
-                <w:bCs/>
+                <w:rFonts w:ascii="FangSong" w:cs="FangSong" w:eastAsia="FangSong" w:hAnsi="FangSong"/>
                 <w:sz w:val="32"/>
                 <w:szCs w:val="32"/>
               </w:rPr>
@@ -282,49 +268,39 @@
             </w:r>
             <w:r>
               <w:rPr>
-                <w:rFonts w:ascii="SimHei" w:cs="SimHei" w:eastAsia="SimHei" w:hAnsi="SimHei"/>
-                <w:b/>
-                <w:bCs/>
-                <w:sz w:val="32"/>
-                <w:szCs w:val="32"/>
-              </w:rPr>
-              <w:t xml:space="preserve"> </w:t>
-            </w:r>
-            <w:r>
-              <w:rPr>
-                <w:rFonts w:ascii="SimHei" w:cs="SimHei" w:eastAsia="SimHei" w:hAnsi="SimHei"/>
-                <w:b/>
-                <w:bCs/>
-                <w:sz w:val="32"/>
-                <w:szCs w:val="32"/>
-              </w:rPr>
-              <w:t xml:space="preserve"> </w:t>
-            </w:r>
-            <w:r>
-              <w:rPr>
-                <w:rFonts w:ascii="SimHei" w:cs="SimHei" w:eastAsia="SimHei" w:hAnsi="SimHei"/>
-                <w:b/>
-                <w:bCs/>
-                <w:sz w:val="32"/>
-                <w:szCs w:val="32"/>
-              </w:rPr>
-              <w:t xml:space="preserve"> </w:t>
-            </w:r>
-            <w:r>
-              <w:rPr>
-                <w:rFonts w:ascii="SimHei" w:cs="SimHei" w:eastAsia="SimHei" w:hAnsi="SimHei"/>
-                <w:b/>
-                <w:bCs/>
-                <w:sz w:val="32"/>
-                <w:szCs w:val="32"/>
-              </w:rPr>
-              <w:t xml:space="preserve"> </w:t>
-            </w:r>
-            <w:r>
-              <w:rPr>
-                <w:rFonts w:ascii="SimHei" w:cs="SimHei" w:eastAsia="SimHei" w:hAnsi="SimHei"/>
-                <w:b/>
-                <w:bCs/>
+                <w:rFonts w:ascii="FangSong" w:cs="FangSong" w:eastAsia="FangSong" w:hAnsi="FangSong"/>
+                <w:sz w:val="32"/>
+                <w:szCs w:val="32"/>
+              </w:rPr>
+              <w:t xml:space="preserve"> </w:t>
+            </w:r>
+            <w:r>
+              <w:rPr>
+                <w:rFonts w:ascii="FangSong" w:cs="FangSong" w:eastAsia="FangSong" w:hAnsi="FangSong"/>
+                <w:sz w:val="32"/>
+                <w:szCs w:val="32"/>
+              </w:rPr>
+              <w:t xml:space="preserve"> </w:t>
+            </w:r>
+            <w:r>
+              <w:rPr>
+                <w:rFonts w:ascii="FangSong" w:cs="FangSong" w:eastAsia="FangSong" w:hAnsi="FangSong"/>
+                <w:sz w:val="32"/>
+                <w:szCs w:val="32"/>
+              </w:rPr>
+              <w:t xml:space="preserve"> </w:t>
+            </w:r>
+            <w:r>
+              <w:rPr>
+                <w:rFonts w:ascii="FangSong" w:cs="FangSong" w:eastAsia="FangSong" w:hAnsi="FangSong"/>
+                <w:sz w:val="32"/>
+                <w:szCs w:val="32"/>
+              </w:rPr>
+              <w:t xml:space="preserve"> </w:t>
+            </w:r>
+            <w:r>
+              <w:rPr>
+                <w:rFonts w:ascii="FangSong" w:cs="FangSong" w:eastAsia="FangSong" w:hAnsi="FangSong"/>
                 <w:sz w:val="32"/>
                 <w:szCs w:val="32"/>
               </w:rPr>
@@ -391,9 +367,7 @@
             </w:pPr>
             <w:r>
               <w:rPr>
-                <w:rFonts w:ascii="SimHei" w:cs="SimHei" w:eastAsia="SimHei" w:hAnsi="SimHei"/>
-                <w:b/>
-                <w:bCs/>
+                <w:rFonts w:ascii="FangSong" w:cs="FangSong" w:eastAsia="FangSong" w:hAnsi="FangSong"/>
                 <w:sz w:val="32"/>
                 <w:szCs w:val="32"/>
               </w:rPr>
@@ -401,49 +375,39 @@
             </w:r>
             <w:r>
               <w:rPr>
-                <w:rFonts w:ascii="SimHei" w:cs="SimHei" w:eastAsia="SimHei" w:hAnsi="SimHei"/>
-                <w:b/>
-                <w:bCs/>
-                <w:sz w:val="32"/>
-                <w:szCs w:val="32"/>
-              </w:rPr>
-              <w:t xml:space="preserve"> </w:t>
-            </w:r>
-            <w:r>
-              <w:rPr>
-                <w:rFonts w:ascii="SimHei" w:cs="SimHei" w:eastAsia="SimHei" w:hAnsi="SimHei"/>
-                <w:b/>
-                <w:bCs/>
-                <w:sz w:val="32"/>
-                <w:szCs w:val="32"/>
-              </w:rPr>
-              <w:t xml:space="preserve"> </w:t>
-            </w:r>
-            <w:r>
-              <w:rPr>
-                <w:rFonts w:ascii="SimHei" w:cs="SimHei" w:eastAsia="SimHei" w:hAnsi="SimHei"/>
-                <w:b/>
-                <w:bCs/>
-                <w:sz w:val="32"/>
-                <w:szCs w:val="32"/>
-              </w:rPr>
-              <w:t xml:space="preserve"> </w:t>
-            </w:r>
-            <w:r>
-              <w:rPr>
-                <w:rFonts w:ascii="SimHei" w:cs="SimHei" w:eastAsia="SimHei" w:hAnsi="SimHei"/>
-                <w:b/>
-                <w:bCs/>
-                <w:sz w:val="32"/>
-                <w:szCs w:val="32"/>
-              </w:rPr>
-              <w:t xml:space="preserve"> </w:t>
-            </w:r>
-            <w:r>
-              <w:rPr>
-                <w:rFonts w:ascii="SimHei" w:cs="SimHei" w:eastAsia="SimHei" w:hAnsi="SimHei"/>
-                <w:b/>
-                <w:bCs/>
+                <w:rFonts w:ascii="FangSong" w:cs="FangSong" w:eastAsia="FangSong" w:hAnsi="FangSong"/>
+                <w:sz w:val="32"/>
+                <w:szCs w:val="32"/>
+              </w:rPr>
+              <w:t xml:space="preserve"> </w:t>
+            </w:r>
+            <w:r>
+              <w:rPr>
+                <w:rFonts w:ascii="FangSong" w:cs="FangSong" w:eastAsia="FangSong" w:hAnsi="FangSong"/>
+                <w:sz w:val="32"/>
+                <w:szCs w:val="32"/>
+              </w:rPr>
+              <w:t xml:space="preserve"> </w:t>
+            </w:r>
+            <w:r>
+              <w:rPr>
+                <w:rFonts w:ascii="FangSong" w:cs="FangSong" w:eastAsia="FangSong" w:hAnsi="FangSong"/>
+                <w:sz w:val="32"/>
+                <w:szCs w:val="32"/>
+              </w:rPr>
+              <w:t xml:space="preserve"> </w:t>
+            </w:r>
+            <w:r>
+              <w:rPr>
+                <w:rFonts w:ascii="FangSong" w:cs="FangSong" w:eastAsia="FangSong" w:hAnsi="FangSong"/>
+                <w:sz w:val="32"/>
+                <w:szCs w:val="32"/>
+              </w:rPr>
+              <w:t xml:space="preserve"> </w:t>
+            </w:r>
+            <w:r>
+              <w:rPr>
+                <w:rFonts w:ascii="FangSong" w:cs="FangSong" w:eastAsia="FangSong" w:hAnsi="FangSong"/>
                 <w:sz w:val="32"/>
                 <w:szCs w:val="32"/>
               </w:rPr>
@@ -510,9 +474,7 @@
             </w:pPr>
             <w:r>
               <w:rPr>
-                <w:rFonts w:ascii="SimHei" w:cs="SimHei" w:eastAsia="SimHei" w:hAnsi="SimHei"/>
-                <w:b/>
-                <w:bCs/>
+                <w:rFonts w:ascii="FangSong" w:cs="FangSong" w:eastAsia="FangSong" w:hAnsi="FangSong"/>
                 <w:sz w:val="32"/>
                 <w:szCs w:val="32"/>
               </w:rPr>
@@ -520,49 +482,39 @@
             </w:r>
             <w:r>
               <w:rPr>
-                <w:rFonts w:ascii="SimHei" w:cs="SimHei" w:eastAsia="SimHei" w:hAnsi="SimHei"/>
-                <w:b/>
-                <w:bCs/>
-                <w:sz w:val="32"/>
-                <w:szCs w:val="32"/>
-              </w:rPr>
-              <w:t xml:space="preserve"> </w:t>
-            </w:r>
-            <w:r>
-              <w:rPr>
-                <w:rFonts w:ascii="SimHei" w:cs="SimHei" w:eastAsia="SimHei" w:hAnsi="SimHei"/>
-                <w:b/>
-                <w:bCs/>
-                <w:sz w:val="32"/>
-                <w:szCs w:val="32"/>
-              </w:rPr>
-              <w:t xml:space="preserve"> </w:t>
-            </w:r>
-            <w:r>
-              <w:rPr>
-                <w:rFonts w:ascii="SimHei" w:cs="SimHei" w:eastAsia="SimHei" w:hAnsi="SimHei"/>
-                <w:b/>
-                <w:bCs/>
-                <w:sz w:val="32"/>
-                <w:szCs w:val="32"/>
-              </w:rPr>
-              <w:t xml:space="preserve"> </w:t>
-            </w:r>
-            <w:r>
-              <w:rPr>
-                <w:rFonts w:ascii="SimHei" w:cs="SimHei" w:eastAsia="SimHei" w:hAnsi="SimHei"/>
-                <w:b/>
-                <w:bCs/>
-                <w:sz w:val="32"/>
-                <w:szCs w:val="32"/>
-              </w:rPr>
-              <w:t xml:space="preserve"> </w:t>
-            </w:r>
-            <w:r>
-              <w:rPr>
-                <w:rFonts w:ascii="SimHei" w:cs="SimHei" w:eastAsia="SimHei" w:hAnsi="SimHei"/>
-                <w:b/>
-                <w:bCs/>
+                <w:rFonts w:ascii="FangSong" w:cs="FangSong" w:eastAsia="FangSong" w:hAnsi="FangSong"/>
+                <w:sz w:val="32"/>
+                <w:szCs w:val="32"/>
+              </w:rPr>
+              <w:t xml:space="preserve"> </w:t>
+            </w:r>
+            <w:r>
+              <w:rPr>
+                <w:rFonts w:ascii="FangSong" w:cs="FangSong" w:eastAsia="FangSong" w:hAnsi="FangSong"/>
+                <w:sz w:val="32"/>
+                <w:szCs w:val="32"/>
+              </w:rPr>
+              <w:t xml:space="preserve"> </w:t>
+            </w:r>
+            <w:r>
+              <w:rPr>
+                <w:rFonts w:ascii="FangSong" w:cs="FangSong" w:eastAsia="FangSong" w:hAnsi="FangSong"/>
+                <w:sz w:val="32"/>
+                <w:szCs w:val="32"/>
+              </w:rPr>
+              <w:t xml:space="preserve"> </w:t>
+            </w:r>
+            <w:r>
+              <w:rPr>
+                <w:rFonts w:ascii="FangSong" w:cs="FangSong" w:eastAsia="FangSong" w:hAnsi="FangSong"/>
+                <w:sz w:val="32"/>
+                <w:szCs w:val="32"/>
+              </w:rPr>
+              <w:t xml:space="preserve"> </w:t>
+            </w:r>
+            <w:r>
+              <w:rPr>
+                <w:rFonts w:ascii="FangSong" w:cs="FangSong" w:eastAsia="FangSong" w:hAnsi="FangSong"/>
                 <w:sz w:val="32"/>
                 <w:szCs w:val="32"/>
               </w:rPr>
@@ -629,9 +581,7 @@
             </w:pPr>
             <w:r>
               <w:rPr>
-                <w:rFonts w:ascii="SimHei" w:cs="SimHei" w:eastAsia="SimHei" w:hAnsi="SimHei"/>
-                <w:b/>
-                <w:bCs/>
+                <w:rFonts w:ascii="FangSong" w:cs="FangSong" w:eastAsia="FangSong" w:hAnsi="FangSong"/>
                 <w:sz w:val="32"/>
                 <w:szCs w:val="32"/>
               </w:rPr>
@@ -639,9 +589,7 @@
             </w:r>
             <w:r>
               <w:rPr>
-                <w:rFonts w:ascii="SimHei" w:cs="SimHei" w:eastAsia="SimHei" w:hAnsi="SimHei"/>
-                <w:b/>
-                <w:bCs/>
+                <w:rFonts w:ascii="FangSong" w:cs="FangSong" w:eastAsia="FangSong" w:hAnsi="FangSong"/>
                 <w:sz w:val="32"/>
                 <w:szCs w:val="32"/>
               </w:rPr>
@@ -649,9 +597,7 @@
             </w:r>
             <w:r>
               <w:rPr>
-                <w:rFonts w:ascii="SimHei" w:cs="SimHei" w:eastAsia="SimHei" w:hAnsi="SimHei"/>
-                <w:b/>
-                <w:bCs/>
+                <w:rFonts w:ascii="FangSong" w:cs="FangSong" w:eastAsia="FangSong" w:hAnsi="FangSong"/>
                 <w:sz w:val="32"/>
                 <w:szCs w:val="32"/>
               </w:rPr>
@@ -659,9 +605,7 @@
             </w:r>
             <w:r>
               <w:rPr>
-                <w:rFonts w:ascii="SimHei" w:cs="SimHei" w:eastAsia="SimHei" w:hAnsi="SimHei"/>
-                <w:b/>
-                <w:bCs/>
+                <w:rFonts w:ascii="FangSong" w:cs="FangSong" w:eastAsia="FangSong" w:hAnsi="FangSong"/>
                 <w:sz w:val="32"/>
                 <w:szCs w:val="32"/>
               </w:rPr>
@@ -728,9 +672,7 @@
             </w:pPr>
             <w:r>
               <w:rPr>
-                <w:rFonts w:ascii="SimHei" w:cs="SimHei" w:eastAsia="SimHei" w:hAnsi="SimHei"/>
-                <w:b/>
-                <w:bCs/>
+                <w:rFonts w:ascii="FangSong" w:cs="FangSong" w:eastAsia="FangSong" w:hAnsi="FangSong"/>
                 <w:sz w:val="32"/>
                 <w:szCs w:val="32"/>
               </w:rPr>
@@ -738,49 +680,39 @@
             </w:r>
             <w:r>
               <w:rPr>
-                <w:rFonts w:ascii="SimHei" w:cs="SimHei" w:eastAsia="SimHei" w:hAnsi="SimHei"/>
-                <w:b/>
-                <w:bCs/>
-                <w:sz w:val="32"/>
-                <w:szCs w:val="32"/>
-              </w:rPr>
-              <w:t xml:space="preserve"> </w:t>
-            </w:r>
-            <w:r>
-              <w:rPr>
-                <w:rFonts w:ascii="SimHei" w:cs="SimHei" w:eastAsia="SimHei" w:hAnsi="SimHei"/>
-                <w:b/>
-                <w:bCs/>
-                <w:sz w:val="32"/>
-                <w:szCs w:val="32"/>
-              </w:rPr>
-              <w:t xml:space="preserve"> </w:t>
-            </w:r>
-            <w:r>
-              <w:rPr>
-                <w:rFonts w:ascii="SimHei" w:cs="SimHei" w:eastAsia="SimHei" w:hAnsi="SimHei"/>
-                <w:b/>
-                <w:bCs/>
-                <w:sz w:val="32"/>
-                <w:szCs w:val="32"/>
-              </w:rPr>
-              <w:t xml:space="preserve"> </w:t>
-            </w:r>
-            <w:r>
-              <w:rPr>
-                <w:rFonts w:ascii="SimHei" w:cs="SimHei" w:eastAsia="SimHei" w:hAnsi="SimHei"/>
-                <w:b/>
-                <w:bCs/>
-                <w:sz w:val="32"/>
-                <w:szCs w:val="32"/>
-              </w:rPr>
-              <w:t xml:space="preserve"> </w:t>
-            </w:r>
-            <w:r>
-              <w:rPr>
-                <w:rFonts w:ascii="SimHei" w:cs="SimHei" w:eastAsia="SimHei" w:hAnsi="SimHei"/>
-                <w:b/>
-                <w:bCs/>
+                <w:rFonts w:ascii="FangSong" w:cs="FangSong" w:eastAsia="FangSong" w:hAnsi="FangSong"/>
+                <w:sz w:val="32"/>
+                <w:szCs w:val="32"/>
+              </w:rPr>
+              <w:t xml:space="preserve"> </w:t>
+            </w:r>
+            <w:r>
+              <w:rPr>
+                <w:rFonts w:ascii="FangSong" w:cs="FangSong" w:eastAsia="FangSong" w:hAnsi="FangSong"/>
+                <w:sz w:val="32"/>
+                <w:szCs w:val="32"/>
+              </w:rPr>
+              <w:t xml:space="preserve"> </w:t>
+            </w:r>
+            <w:r>
+              <w:rPr>
+                <w:rFonts w:ascii="FangSong" w:cs="FangSong" w:eastAsia="FangSong" w:hAnsi="FangSong"/>
+                <w:sz w:val="32"/>
+                <w:szCs w:val="32"/>
+              </w:rPr>
+              <w:t xml:space="preserve"> </w:t>
+            </w:r>
+            <w:r>
+              <w:rPr>
+                <w:rFonts w:ascii="FangSong" w:cs="FangSong" w:eastAsia="FangSong" w:hAnsi="FangSong"/>
+                <w:sz w:val="32"/>
+                <w:szCs w:val="32"/>
+              </w:rPr>
+              <w:t xml:space="preserve"> </w:t>
+            </w:r>
+            <w:r>
+              <w:rPr>
+                <w:rFonts w:ascii="FangSong" w:cs="FangSong" w:eastAsia="FangSong" w:hAnsi="FangSong"/>
                 <w:sz w:val="32"/>
                 <w:szCs w:val="32"/>
               </w:rPr>
